--- a/AI Use Declaration Form.docx
+++ b/AI Use Declaration Form.docx
@@ -57,7 +57,25 @@
         <w:rPr>
           <w:rFonts w:ascii="Times New Roman" w:hAnsi="Times New Roman" w:cs="Times New Roman"/>
         </w:rPr>
-        <w:t xml:space="preserve"> Lab 1 Part A — Uninformed Search Algorithms</w:t>
+        <w:t xml:space="preserve"> Lab </w:t>
+      </w:r>
+      <w:r>
+        <w:rPr>
+          <w:rFonts w:ascii="Times New Roman" w:hAnsi="Times New Roman" w:cs="Times New Roman"/>
+        </w:rPr>
+        <w:t>2</w:t>
+      </w:r>
+      <w:r>
+        <w:rPr>
+          <w:rFonts w:ascii="Times New Roman" w:hAnsi="Times New Roman" w:cs="Times New Roman"/>
+        </w:rPr>
+        <w:t xml:space="preserve">  — </w:t>
+      </w:r>
+      <w:r>
+        <w:rPr>
+          <w:rFonts w:ascii="Times New Roman" w:hAnsi="Times New Roman" w:cs="Times New Roman"/>
+        </w:rPr>
+        <w:t>Machine Learning</w:t>
       </w:r>
       <w:r>
         <w:rPr>
